--- a/allegany_regional.docx
+++ b/allegany_regional.docx
@@ -82,33 +82,15 @@
       <w:r>
         <w:t xml:space="preserve">, in the mountains of western </w:t>
       </w:r>
-      <w:smartTag w:uri="urn:schemas-microsoft-com:office:smarttags" w:element="State">
-        <w:smartTag w:uri="urn:schemas-microsoft-com:office:smarttags" w:element="place">
+      <w:smartTag w:uri="urn:schemas-microsoft-com:office:smarttags" w:element="place">
+        <w:smartTag w:uri="urn:schemas-microsoft-com:office:smarttags" w:element="State">
           <w:r>
             <w:t>Maryland</w:t>
           </w:r>
         </w:smartTag>
       </w:smartTag>
       <w:r>
-        <w:t xml:space="preserve">, is located within </w:t>
-      </w:r>
-      <w:r>
-        <w:t>a</w:t>
-      </w:r>
-      <w:r>
-        <w:t xml:space="preserve"> two-hour drive from three major metropolitan areas. </w:t>
-      </w:r>
-      <w:r>
-        <w:t xml:space="preserve">Located </w:t>
-      </w:r>
-      <w:r>
-        <w:t>along I</w:t>
-      </w:r>
-      <w:r>
-        <w:t xml:space="preserve">nterstate </w:t>
-      </w:r>
-      <w:r>
-        <w:t xml:space="preserve">68 with </w:t>
+        <w:t xml:space="preserve">, is located within a two-hour drive from three major metropolitan areas. Located along Interstate 68 with </w:t>
       </w:r>
       <w:smartTag w:uri="urn:schemas-microsoft-com:office:smarttags" w:element="City">
         <w:r>
@@ -140,10 +122,7 @@
         </w:r>
       </w:smartTag>
       <w:r>
-        <w:t xml:space="preserve"> to the east a</w:t>
-      </w:r>
-      <w:r>
-        <w:t xml:space="preserve">nd </w:t>
+        <w:t xml:space="preserve"> to the east and </w:t>
       </w:r>
       <w:smartTag w:uri="urn:schemas-microsoft-com:office:smarttags" w:element="place">
         <w:smartTag w:uri="urn:schemas-microsoft-com:office:smarttags" w:element="City">
@@ -161,7 +140,15 @@
         </w:smartTag>
       </w:smartTag>
       <w:r>
-        <w:t xml:space="preserve"> to the north. Allegany </w:t>
+        <w:t xml:space="preserve"> to the north.  </w:t>
+      </w:r>
+      <w:smartTag w:uri="urn:schemas-microsoft-com:office:smarttags" w:element="PlaceName">
+        <w:r>
+          <w:t>Allegany</w:t>
+        </w:r>
+      </w:smartTag>
+      <w:r>
+        <w:t xml:space="preserve"> </w:t>
       </w:r>
       <w:smartTag w:uri="urn:schemas-microsoft-com:office:smarttags" w:element="PlaceType">
         <w:r>
@@ -243,15 +230,15 @@
       <w:r>
         <w:t xml:space="preserve"> in </w:t>
       </w:r>
-      <w:smartTag w:uri="urn:schemas-microsoft-com:office:smarttags" w:element="State">
-        <w:smartTag w:uri="urn:schemas-microsoft-com:office:smarttags" w:element="place">
+      <w:smartTag w:uri="urn:schemas-microsoft-com:office:smarttags" w:element="place">
+        <w:smartTag w:uri="urn:schemas-microsoft-com:office:smarttags" w:element="State">
           <w:r>
             <w:t>West Virginia</w:t>
           </w:r>
         </w:smartTag>
       </w:smartTag>
       <w:r>
-        <w:t xml:space="preserve">. The County lies in the </w:t>
+        <w:t xml:space="preserve">.  The County lies in the </w:t>
       </w:r>
       <w:smartTag w:uri="urn:schemas-microsoft-com:office:smarttags" w:element="PlaceName">
         <w:r>
@@ -275,7 +262,7 @@
         </w:r>
       </w:smartTag>
       <w:r>
-        <w:t xml:space="preserve"> within the Chesapeake Bay Drainage area. </w:t>
+        <w:t xml:space="preserve"> within the Chesapeake Bay Drainage area.  </w:t>
       </w:r>
     </w:p>
     <w:p>
@@ -314,10 +301,10 @@
           <w:noProof/>
         </w:rPr>
         <w:drawing>
-          <wp:inline distT="0" distB="0" distL="0" distR="0" wp14:anchorId="02C6CBCC" wp14:editId="1F850410">
+          <wp:inline distT="0" distB="0" distL="0" distR="0" wp14:anchorId="7DE9CB81" wp14:editId="0D310588">
             <wp:extent cx="3552825" cy="1924050"/>
             <wp:effectExtent l="19050" t="19050" r="28575" b="19050"/>
-            <wp:docPr id="2" name="Picture 2" descr="Table&#10;&#10;Description automatically generated"/>
+            <wp:docPr id="2" name="Picture 2"/>
             <wp:cNvGraphicFramePr>
               <a:graphicFrameLocks xmlns:a="http://schemas.openxmlformats.org/drawingml/2006/main" noChangeAspect="1"/>
             </wp:cNvGraphicFramePr>
@@ -325,7 +312,7 @@
               <a:graphicData uri="http://schemas.openxmlformats.org/drawingml/2006/picture">
                 <pic:pic xmlns:pic="http://schemas.openxmlformats.org/drawingml/2006/picture">
                   <pic:nvPicPr>
-                    <pic:cNvPr id="2" name="Picture 2" descr="Table&#10;&#10;Description automatically generated"/>
+                    <pic:cNvPr id="1" name=""/>
                     <pic:cNvPicPr/>
                   </pic:nvPicPr>
                   <pic:blipFill>
@@ -344,7 +331,7 @@
                     </a:prstGeom>
                     <a:ln>
                       <a:solidFill>
-                        <a:schemeClr val="tx1"/>
+                        <a:sysClr val="windowText" lastClr="000000"/>
                       </a:solidFill>
                     </a:ln>
                   </pic:spPr>
@@ -396,10 +383,10 @@
           <w:noProof/>
         </w:rPr>
         <w:drawing>
-          <wp:inline distT="0" distB="0" distL="0" distR="0" wp14:anchorId="4CF9A112" wp14:editId="1FA5166B">
+          <wp:inline distT="0" distB="0" distL="0" distR="0" wp14:anchorId="2CADFB03" wp14:editId="29837C4E">
             <wp:extent cx="4371975" cy="1752600"/>
             <wp:effectExtent l="19050" t="19050" r="28575" b="19050"/>
-            <wp:docPr id="3" name="Picture 3" descr="Map&#10;&#10;Description automatically generated"/>
+            <wp:docPr id="3" name="Picture 3"/>
             <wp:cNvGraphicFramePr>
               <a:graphicFrameLocks xmlns:a="http://schemas.openxmlformats.org/drawingml/2006/main" noChangeAspect="1"/>
             </wp:cNvGraphicFramePr>
@@ -407,7 +394,7 @@
               <a:graphicData uri="http://schemas.openxmlformats.org/drawingml/2006/picture">
                 <pic:pic xmlns:pic="http://schemas.openxmlformats.org/drawingml/2006/picture">
                   <pic:nvPicPr>
-                    <pic:cNvPr id="3" name="Picture 3" descr="Map&#10;&#10;Description automatically generated"/>
+                    <pic:cNvPr id="1" name=""/>
                     <pic:cNvPicPr/>
                   </pic:nvPicPr>
                   <pic:blipFill>
@@ -426,7 +413,7 @@
                     </a:prstGeom>
                     <a:ln>
                       <a:solidFill>
-                        <a:schemeClr val="tx1"/>
+                        <a:sysClr val="windowText" lastClr="000000"/>
                       </a:solidFill>
                     </a:ln>
                   </pic:spPr>
@@ -464,40 +451,27 @@
     </w:p>
     <w:p>
       <w:pPr>
+        <w:spacing w:before="120"/>
+        <w:rPr>
+          <w:b/>
+          <w:u w:val="single"/>
+        </w:rPr>
+      </w:pPr>
+    </w:p>
+    <w:p>
+      <w:pPr>
         <w:widowControl/>
         <w:autoSpaceDE/>
         <w:autoSpaceDN/>
         <w:adjustRightInd/>
-        <w:spacing w:before="120"/>
       </w:pPr>
       <w:hyperlink r:id="rId10" w:history="1">
         <w:r>
-          <w:rPr>
-            <w:rStyle w:val="Hyperlink"/>
-          </w:rPr>
           <w:t>One major interstate (68) and other key highways</w:t>
         </w:r>
       </w:hyperlink>
       <w:r>
-        <w:t xml:space="preserve"> (</w:t>
-      </w:r>
-      <w:r>
-        <w:t>Maryland Routes 144, 40, and 220)</w:t>
-      </w:r>
-      <w:r>
-        <w:t xml:space="preserve"> converge </w:t>
-      </w:r>
-      <w:r>
-        <w:t xml:space="preserve">in Allegany County, providing good </w:t>
-      </w:r>
-      <w:r>
-        <w:t>transportation networks</w:t>
-      </w:r>
-      <w:r>
-        <w:t xml:space="preserve"> that provide access to markets in the metropolitan areas of Washington D.C., Baltimore, as well as southwestern Pennsylvania</w:t>
-      </w:r>
-      <w:r>
-        <w:t xml:space="preserve">. Both </w:t>
+        <w:t xml:space="preserve"> (Maryland Routes 144, 40, and 220) converge in Allegany County, providing good transportation networks that provide access to markets in the metropolitan areas of Washington D.C., Baltimore, as well as southwestern Pennsylvania. Both </w:t>
       </w:r>
       <w:smartTag w:uri="urn:schemas-microsoft-com:office:smarttags" w:element="place">
         <w:smartTag w:uri="urn:schemas-microsoft-com:office:smarttags" w:element="City">
@@ -515,20 +489,8 @@
         </w:smartTag>
       </w:smartTag>
       <w:r>
-        <w:t>, and Baltim</w:t>
-      </w:r>
-      <w:r>
-        <w:t>ore are within a two hour's drive. Pittsburg, Pennsylvania is approximately 1 and ½ hour drive to the north west.</w:t>
-      </w:r>
-    </w:p>
-    <w:p>
-      <w:pPr>
-        <w:spacing w:before="120"/>
-        <w:rPr>
-          <w:b/>
-          <w:u w:val="single"/>
-        </w:rPr>
-      </w:pPr>
+        <w:t>, and Baltimore are within a two hour's drive.  Pittsburg, Pennsylvania is approximately 1 and ½ hour drive to the north west.</w:t>
+      </w:r>
     </w:p>
     <w:p>
       <w:pPr>
@@ -546,13 +508,6 @@
         <w:lastRenderedPageBreak/>
         <w:t>Population</w:t>
       </w:r>
-      <w:r>
-        <w:rPr>
-          <w:b/>
-          <w:u w:val="single"/>
-        </w:rPr>
-        <w:t xml:space="preserve"> and Income</w:t>
-      </w:r>
     </w:p>
     <w:p>
       <w:pPr>
@@ -561,42 +516,18 @@
         <w:autoSpaceDE/>
         <w:autoSpaceDN/>
         <w:adjustRightInd/>
-        <w:spacing w:before="120" w:after="120"/>
-      </w:pPr>
-      <w:r>
-        <w:t>As of the</w:t>
-      </w:r>
-      <w:r>
-        <w:t> </w:t>
+        <w:spacing w:before="120" w:after="120" w:line="336" w:lineRule="atLeast"/>
+      </w:pPr>
+      <w:r>
+        <w:t>As of the </w:t>
       </w:r>
       <w:hyperlink r:id="rId11" w:tooltip="2010 United States Census" w:history="1">
         <w:r>
-          <w:t>20</w:t>
-        </w:r>
-        <w:r>
-          <w:t xml:space="preserve">20 </w:t>
-        </w:r>
-        <w:r>
-          <w:t>United States Census</w:t>
+          <w:t>2020 United States Census</w:t>
         </w:r>
       </w:hyperlink>
       <w:r>
-        <w:t xml:space="preserve">, there were </w:t>
-      </w:r>
-      <w:r>
-        <w:t>68,108</w:t>
-      </w:r>
-      <w:r>
-        <w:t> people</w:t>
-      </w:r>
-      <w:r>
-        <w:t xml:space="preserve"> in Allegany County. According to</w:t>
-      </w:r>
-      <w:r>
-        <w:t xml:space="preserve"> the</w:t>
-      </w:r>
-      <w:r>
-        <w:t> </w:t>
+        <w:t>, there were 68,106 people in Allegany County. As of the </w:t>
       </w:r>
       <w:hyperlink r:id="rId12" w:tooltip="2010 United States Census" w:history="1">
         <w:r>
@@ -604,16 +535,15 @@
         </w:r>
       </w:hyperlink>
       <w:r>
-        <w:t xml:space="preserve">, there were </w:t>
-      </w:r>
-      <w:r>
-        <w:t>68,106</w:t>
-      </w:r>
-      <w:r>
-        <w:t> people</w:t>
-      </w:r>
-      <w:r>
-        <w:t xml:space="preserve"> in Allegany County. This represents a very slight decrease in population over the decade. According to 2023 census estimates, the population is continuing to decrease with an estimated population of 67,273. </w:t>
+        <w:t xml:space="preserve">, there were 75,058 people in Allegany County. This represents a 9.26% decrease in population over the decade. According to 2025 census estimates, the population increased slightly with an estimated population of 67,097. Some of this may be attributed to a boost in population during the Covid Pandemic because of </w:t>
+      </w:r>
+      <w:proofErr w:type="gramStart"/>
+      <w:r>
+        <w:t>telework</w:t>
+      </w:r>
+      <w:proofErr w:type="gramEnd"/>
+      <w:r>
+        <w:t xml:space="preserve"> and more affordable living options in the area. </w:t>
       </w:r>
     </w:p>
     <w:p>
@@ -627,31 +557,7 @@
         <w:rPr>
           <w:shd w:val="clear" w:color="auto" w:fill="FFFFFF"/>
         </w:rPr>
-        <w:t>In 2022 the</w:t>
-      </w:r>
-      <w:r>
-        <w:rPr>
-          <w:shd w:val="clear" w:color="auto" w:fill="FFFFFF"/>
-        </w:rPr>
-        <w:t xml:space="preserve"> median income for a household in the county was $</w:t>
-      </w:r>
-      <w:r>
-        <w:rPr>
-          <w:shd w:val="clear" w:color="auto" w:fill="FFFFFF"/>
-        </w:rPr>
-        <w:t>55,248.</w:t>
-      </w:r>
-      <w:r>
-        <w:rPr>
-          <w:shd w:val="clear" w:color="auto" w:fill="FFFFFF"/>
-        </w:rPr>
-        <w:t xml:space="preserve"> </w:t>
-      </w:r>
-      <w:r>
-        <w:rPr>
-          <w:shd w:val="clear" w:color="auto" w:fill="FFFFFF"/>
-        </w:rPr>
-        <w:t>The per capita income was $29,343. The poverty rate stood at 18.1%.</w:t>
+        <w:t xml:space="preserve">In 2020 the median income for a household in the county was $49,449. The per capita income was $24,776. The poverty rate stood at 14.7%. In 2025 the median income for a household was estimated to be $59,603, representing an increase of 20.5% over 2020. </w:t>
       </w:r>
     </w:p>
     <w:p>
@@ -692,7 +598,7 @@
         <w:spacing w:before="120"/>
       </w:pPr>
       <w:r>
-        <w:t xml:space="preserve">Allegany County has approximately 1,744 businesses that employ more than 29,000 people as of 2011 (source: Allegany County Department of Economic and Community Development). More recent U.S. Census estimates put the total employment numbers at 20,908 as of 2021 with 1,472 total businesses. The unemployment </w:t>
+        <w:t xml:space="preserve">Allegany County has approximately 1,744 businesses that employ more than 29,000 people as of 2011 (source: Allegany County Department of Economic and Community Development). More recent U.S. Census estimates put the total employment numbers at 22,432 as of 2020 with 1,461 total businesses. The unemployment </w:t>
       </w:r>
       <w:proofErr w:type="gramStart"/>
       <w:r>
@@ -708,7 +614,7 @@
       </w:r>
       <w:proofErr w:type="gramEnd"/>
       <w:r>
-        <w:t xml:space="preserve"> negatively impacted the economy nationally as well as across the state, leading to significantly increased unemployment rates. The average unemployment rate for 2020 was approximately 7.5%, up significantly from the pre-pandemic rate of 5.4% in February 2020, according to the Bureau of Labor Statistics. However, the unemployment </w:t>
+        <w:t xml:space="preserve"> negatively impacted the economy nationally as well as across the state, leading to significantly increased unemployment rates. The unemployment rate for June 2020 was approximately 8.5%, up significantly from the pre-pandemic rate of 5.4% in February 2020, according to the Bureau of Labor Statistics. However, the unemployment </w:t>
       </w:r>
       <w:proofErr w:type="gramStart"/>
       <w:r>
@@ -716,7 +622,7 @@
       </w:r>
       <w:proofErr w:type="gramEnd"/>
       <w:r>
-        <w:t xml:space="preserve"> has been dropping significantly and averaged 3.2% in 2022.</w:t>
+        <w:t xml:space="preserve"> has been dropping significantly and was at 5.5 percent in December 2025.</w:t>
       </w:r>
     </w:p>
     <w:p>
@@ -724,8 +630,14 @@
         <w:spacing w:before="120"/>
       </w:pPr>
       <w:r>
-        <w:t>The following charts show unemployment trends during the last nine years and employment and payroll trends during the last nine years (source: dllr.state.md.us)</w:t>
-      </w:r>
+        <w:t>The following charts show unemployment trends during the last decade and employment and payroll trends since 2013 (source: dllr.state.md.us).</w:t>
+      </w:r>
+    </w:p>
+    <w:p>
+      <w:pPr>
+        <w:spacing w:before="120"/>
+        <w:jc w:val="center"/>
+      </w:pPr>
     </w:p>
     <w:p>
       <w:pPr>
@@ -737,10 +649,10 @@
           <w:noProof/>
         </w:rPr>
         <w:drawing>
-          <wp:inline distT="0" distB="0" distL="0" distR="0" wp14:anchorId="1B59C969" wp14:editId="5E908002">
-            <wp:extent cx="6251275" cy="2775005"/>
-            <wp:effectExtent l="0" t="0" r="0" b="6350"/>
-            <wp:docPr id="1385135544" name="Picture 5"/>
+          <wp:inline distT="0" distB="0" distL="0" distR="0" wp14:anchorId="34448A7D" wp14:editId="4481A232">
+            <wp:extent cx="5943600" cy="2357120"/>
+            <wp:effectExtent l="19050" t="19050" r="19050" b="24130"/>
+            <wp:docPr id="943898950" name="Picture 1"/>
             <wp:cNvGraphicFramePr>
               <a:graphicFrameLocks xmlns:a="http://schemas.openxmlformats.org/drawingml/2006/main" noChangeAspect="1"/>
             </wp:cNvGraphicFramePr>
@@ -748,35 +660,27 @@
               <a:graphicData uri="http://schemas.openxmlformats.org/drawingml/2006/picture">
                 <pic:pic xmlns:pic="http://schemas.openxmlformats.org/drawingml/2006/picture">
                   <pic:nvPicPr>
-                    <pic:cNvPr id="0" name="Picture 10"/>
-                    <pic:cNvPicPr>
-                      <a:picLocks noChangeAspect="1" noChangeArrowheads="1"/>
-                    </pic:cNvPicPr>
+                    <pic:cNvPr id="943898950" name=""/>
+                    <pic:cNvPicPr/>
                   </pic:nvPicPr>
                   <pic:blipFill>
-                    <a:blip r:embed="rId13">
-                      <a:extLst>
-                        <a:ext uri="{28A0092B-C50C-407E-A947-70E740481C1C}">
-                          <a14:useLocalDpi xmlns:a14="http://schemas.microsoft.com/office/drawing/2010/main" val="0"/>
-                        </a:ext>
-                      </a:extLst>
-                    </a:blip>
-                    <a:srcRect/>
+                    <a:blip r:embed="rId13"/>
                     <a:stretch>
                       <a:fillRect/>
                     </a:stretch>
                   </pic:blipFill>
-                  <pic:spPr bwMode="auto">
+                  <pic:spPr>
                     <a:xfrm>
                       <a:off x="0" y="0"/>
-                      <a:ext cx="6253466" cy="2775978"/>
+                      <a:ext cx="5943600" cy="2357120"/>
                     </a:xfrm>
                     <a:prstGeom prst="rect">
                       <a:avLst/>
                     </a:prstGeom>
-                    <a:noFill/>
                     <a:ln>
-                      <a:noFill/>
+                      <a:solidFill>
+                        <a:sysClr val="windowText" lastClr="000000"/>
+                      </a:solidFill>
                     </a:ln>
                   </pic:spPr>
                 </pic:pic>
@@ -796,28 +700,6 @@
       <w:pPr>
         <w:spacing w:before="120"/>
       </w:pPr>
-      <w:r>
-        <w:t xml:space="preserve">The total workforce in Allegany County decreased considerably between 2019 and </w:t>
-      </w:r>
-      <w:proofErr w:type="gramStart"/>
-      <w:r>
-        <w:t>2020;</w:t>
-      </w:r>
-      <w:proofErr w:type="gramEnd"/>
-      <w:r>
-        <w:t xml:space="preserve"> showing some signs of recovery during the first quarter of 2022 (last data available).  </w:t>
-      </w:r>
-    </w:p>
-    <w:p>
-      <w:pPr>
-        <w:spacing w:before="120"/>
-      </w:pPr>
-    </w:p>
-    <w:p>
-      <w:pPr>
-        <w:spacing w:before="120"/>
-        <w:jc w:val="center"/>
-      </w:pPr>
     </w:p>
     <w:p>
       <w:pPr>
@@ -833,31 +715,188 @@
           <w:noProof/>
         </w:rPr>
         <w:lastRenderedPageBreak/>
-        <w:t xml:space="preserve"> </w:t>
-      </w:r>
+        <w:drawing>
+          <wp:inline distT="0" distB="0" distL="0" distR="0" wp14:anchorId="3C382843" wp14:editId="516D72D9">
+            <wp:extent cx="4410691" cy="2762636"/>
+            <wp:effectExtent l="19050" t="19050" r="28575" b="19050"/>
+            <wp:docPr id="1498475662" name="Picture 1"/>
+            <wp:cNvGraphicFramePr>
+              <a:graphicFrameLocks xmlns:a="http://schemas.openxmlformats.org/drawingml/2006/main" noChangeAspect="1"/>
+            </wp:cNvGraphicFramePr>
+            <a:graphic xmlns:a="http://schemas.openxmlformats.org/drawingml/2006/main">
+              <a:graphicData uri="http://schemas.openxmlformats.org/drawingml/2006/picture">
+                <pic:pic xmlns:pic="http://schemas.openxmlformats.org/drawingml/2006/picture">
+                  <pic:nvPicPr>
+                    <pic:cNvPr id="1498475662" name=""/>
+                    <pic:cNvPicPr/>
+                  </pic:nvPicPr>
+                  <pic:blipFill>
+                    <a:blip r:embed="rId14"/>
+                    <a:stretch>
+                      <a:fillRect/>
+                    </a:stretch>
+                  </pic:blipFill>
+                  <pic:spPr>
+                    <a:xfrm>
+                      <a:off x="0" y="0"/>
+                      <a:ext cx="4410691" cy="2762636"/>
+                    </a:xfrm>
+                    <a:prstGeom prst="rect">
+                      <a:avLst/>
+                    </a:prstGeom>
+                    <a:ln>
+                      <a:solidFill>
+                        <a:sysClr val="windowText" lastClr="000000"/>
+                      </a:solidFill>
+                    </a:ln>
+                  </pic:spPr>
+                </pic:pic>
+              </a:graphicData>
+            </a:graphic>
+          </wp:inline>
+        </w:drawing>
+      </w:r>
+    </w:p>
+    <w:p>
+      <w:pPr>
+        <w:widowControl/>
+        <w:spacing w:before="120" w:after="120"/>
+        <w:jc w:val="center"/>
+        <w:rPr>
+          <w:noProof/>
+        </w:rPr>
+      </w:pPr>
+    </w:p>
+    <w:p>
+      <w:pPr>
+        <w:widowControl/>
+        <w:spacing w:before="120" w:after="120"/>
+        <w:jc w:val="center"/>
+      </w:pPr>
       <w:r>
         <w:rPr>
           <w:noProof/>
         </w:rPr>
         <w:drawing>
-          <wp:inline distT="0" distB="0" distL="0" distR="0" wp14:anchorId="688BB5C6" wp14:editId="52C96018">
-            <wp:extent cx="4063117" cy="2544417"/>
-            <wp:effectExtent l="0" t="0" r="13970" b="8890"/>
-            <wp:docPr id="1537807312" name="Chart 1">
-              <a:extLst xmlns:a="http://schemas.openxmlformats.org/drawingml/2006/main">
-                <a:ext uri="{FF2B5EF4-FFF2-40B4-BE49-F238E27FC236}">
-                  <a16:creationId xmlns:a16="http://schemas.microsoft.com/office/drawing/2014/main" id="{00000000-0008-0000-0100-000005040000}"/>
-                </a:ext>
-              </a:extLst>
-            </wp:docPr>
-            <wp:cNvGraphicFramePr/>
+          <wp:inline distT="0" distB="0" distL="0" distR="0" wp14:anchorId="6EDBC6DF" wp14:editId="00694344">
+            <wp:extent cx="5943600" cy="2834640"/>
+            <wp:effectExtent l="19050" t="19050" r="19050" b="22860"/>
+            <wp:docPr id="56116987" name="Picture 1"/>
+            <wp:cNvGraphicFramePr>
+              <a:graphicFrameLocks xmlns:a="http://schemas.openxmlformats.org/drawingml/2006/main" noChangeAspect="1"/>
+            </wp:cNvGraphicFramePr>
             <a:graphic xmlns:a="http://schemas.openxmlformats.org/drawingml/2006/main">
-              <a:graphicData uri="http://schemas.openxmlformats.org/drawingml/2006/chart">
-                <c:chart xmlns:c="http://schemas.openxmlformats.org/drawingml/2006/chart" xmlns:r="http://schemas.openxmlformats.org/officeDocument/2006/relationships" r:id="rId14"/>
+              <a:graphicData uri="http://schemas.openxmlformats.org/drawingml/2006/picture">
+                <pic:pic xmlns:pic="http://schemas.openxmlformats.org/drawingml/2006/picture">
+                  <pic:nvPicPr>
+                    <pic:cNvPr id="56116987" name=""/>
+                    <pic:cNvPicPr/>
+                  </pic:nvPicPr>
+                  <pic:blipFill>
+                    <a:blip r:embed="rId15"/>
+                    <a:stretch>
+                      <a:fillRect/>
+                    </a:stretch>
+                  </pic:blipFill>
+                  <pic:spPr>
+                    <a:xfrm>
+                      <a:off x="0" y="0"/>
+                      <a:ext cx="5943600" cy="2834640"/>
+                    </a:xfrm>
+                    <a:prstGeom prst="rect">
+                      <a:avLst/>
+                    </a:prstGeom>
+                    <a:ln>
+                      <a:solidFill>
+                        <a:sysClr val="windowText" lastClr="000000"/>
+                      </a:solidFill>
+                    </a:ln>
+                  </pic:spPr>
+                </pic:pic>
               </a:graphicData>
             </a:graphic>
           </wp:inline>
         </w:drawing>
+      </w:r>
+    </w:p>
+    <w:p>
+      <w:pPr>
+        <w:widowControl/>
+        <w:spacing w:before="120" w:after="120"/>
+      </w:pPr>
+    </w:p>
+    <w:p>
+      <w:pPr>
+        <w:widowControl/>
+        <w:spacing w:before="120" w:after="120"/>
+      </w:pPr>
+    </w:p>
+    <w:p>
+      <w:pPr>
+        <w:widowControl/>
+        <w:spacing w:before="120" w:after="120"/>
+      </w:pPr>
+      <w:r>
+        <w:t xml:space="preserve">The following chart reflects the major employers in Allegany County: </w:t>
+      </w:r>
+    </w:p>
+    <w:p>
+      <w:pPr>
+        <w:widowControl/>
+        <w:spacing w:before="120" w:after="120"/>
+        <w:jc w:val="center"/>
+      </w:pPr>
+      <w:r>
+        <w:rPr>
+          <w:noProof/>
+        </w:rPr>
+        <w:lastRenderedPageBreak/>
+        <w:drawing>
+          <wp:inline distT="0" distB="0" distL="0" distR="0" wp14:anchorId="61462AB1" wp14:editId="5BE0C1D6">
+            <wp:extent cx="3904910" cy="4836160"/>
+            <wp:effectExtent l="19050" t="19050" r="19685" b="21590"/>
+            <wp:docPr id="6" name="Picture 6" descr="Graphical user interface, text&#10;&#10;Description automatically generated with medium confidence"/>
+            <wp:cNvGraphicFramePr>
+              <a:graphicFrameLocks xmlns:a="http://schemas.openxmlformats.org/drawingml/2006/main" noChangeAspect="1"/>
+            </wp:cNvGraphicFramePr>
+            <a:graphic xmlns:a="http://schemas.openxmlformats.org/drawingml/2006/main">
+              <a:graphicData uri="http://schemas.openxmlformats.org/drawingml/2006/picture">
+                <pic:pic xmlns:pic="http://schemas.openxmlformats.org/drawingml/2006/picture">
+                  <pic:nvPicPr>
+                    <pic:cNvPr id="6" name="Picture 6" descr="Graphical user interface, text&#10;&#10;Description automatically generated with medium confidence"/>
+                    <pic:cNvPicPr/>
+                  </pic:nvPicPr>
+                  <pic:blipFill>
+                    <a:blip r:embed="rId16"/>
+                    <a:stretch>
+                      <a:fillRect/>
+                    </a:stretch>
+                  </pic:blipFill>
+                  <pic:spPr>
+                    <a:xfrm>
+                      <a:off x="0" y="0"/>
+                      <a:ext cx="3912992" cy="4846169"/>
+                    </a:xfrm>
+                    <a:prstGeom prst="rect">
+                      <a:avLst/>
+                    </a:prstGeom>
+                    <a:ln>
+                      <a:solidFill>
+                        <a:sysClr val="windowText" lastClr="000000"/>
+                      </a:solidFill>
+                    </a:ln>
+                  </pic:spPr>
+                </pic:pic>
+              </a:graphicData>
+            </a:graphic>
+          </wp:inline>
+        </w:drawing>
+      </w:r>
+      <w:r>
+        <w:rPr>
+          <w:noProof/>
+        </w:rPr>
+        <w:t xml:space="preserve"> </w:t>
       </w:r>
     </w:p>
     <w:p>
@@ -874,6 +913,9 @@
         </w:rPr>
       </w:pPr>
       <w:r>
+        <w:t xml:space="preserve"> </w:t>
+      </w:r>
+      <w:r>
         <w:rPr>
           <w:b/>
           <w:bCs/>
@@ -884,8 +926,15 @@
     </w:p>
     <w:p>
       <w:r>
-        <w:t xml:space="preserve">Allegany County had 32,733 housing units as of 2022. The owner-occupied housing unit rate was 70.1%. The median value of owner-occupied housing units was $143,300. The median gross rent was $743. There were 27,462 households in 2022 and 2.22 persons per household. </w:t>
-      </w:r>
+        <w:t xml:space="preserve">Allegany County had 32,560 housing units as of 2024. There were 27,382 households in 2024 and 2.23 persons per household. </w:t>
+      </w:r>
+    </w:p>
+    <w:p>
+      <w:pPr>
+        <w:rPr>
+          <w:color w:val="000000"/>
+        </w:rPr>
+      </w:pPr>
     </w:p>
     <w:p>
       <w:pPr>
@@ -926,13 +975,7 @@
         </w:r>
       </w:smartTag>
       <w:r>
-        <w:t xml:space="preserve"> is home to two federal HUB</w:t>
-      </w:r>
-      <w:r>
-        <w:t xml:space="preserve"> </w:t>
-      </w:r>
-      <w:r>
-        <w:t xml:space="preserve">Zones, located in </w:t>
+        <w:t xml:space="preserve"> is home to two federal HUB Zones, located in </w:t>
       </w:r>
       <w:smartTag w:uri="urn:schemas-microsoft-com:office:smarttags" w:element="place">
         <w:r>
@@ -940,21 +983,9 @@
         </w:r>
       </w:smartTag>
       <w:r>
-        <w:t xml:space="preserve"> and Frostburg. The HUB</w:t>
-      </w:r>
-      <w:r>
-        <w:t xml:space="preserve"> </w:t>
-      </w:r>
-      <w:r>
-        <w:t xml:space="preserve">Zones Empowerment Contracting Program provides Federal contracting preferences to small </w:t>
-      </w:r>
-      <w:r>
-        <w:t>businesses. In addition, t</w:t>
-      </w:r>
-      <w:r>
-        <w:t xml:space="preserve">here are three </w:t>
-      </w:r>
-      <w:hyperlink r:id="rId15" w:tgtFrame="_blank" w:history="1">
+        <w:t xml:space="preserve"> and Frostburg. The HUB Zones Empowerment Contracting Program provides Federal contracting preferences to small businesses.  In addition, there are three </w:t>
+      </w:r>
+      <w:hyperlink r:id="rId17" w:tgtFrame="_blank" w:history="1">
         <w:r>
           <w:t>Maryland Enterprise Zones</w:t>
         </w:r>
@@ -986,15 +1017,52 @@
       </w:r>
       <w:proofErr w:type="gramEnd"/>
       <w:r>
-        <w:t xml:space="preserve"> Enterprise Zone may be eligible for income tax credits and real property tax credits in return for job creation and investments made in the zone. Allegany County's Enterprise Zones </w:t>
-      </w:r>
-      <w:r>
-        <w:t>are in</w:t>
-      </w:r>
-      <w:r>
-        <w:t xml:space="preserve"> Cumberland, Frostburg and Rt. 220 South, giving businesses several tax saving options. </w:t>
+        <w:t xml:space="preserve"> Enterprise Zone may be eligible for income tax credits and real property tax credits in return for job creation and investments made in the zone. </w:t>
+      </w:r>
+      <w:smartTag w:uri="urn:schemas-microsoft-com:office:smarttags" w:element="PlaceName">
+        <w:r>
+          <w:t>Allegany</w:t>
+        </w:r>
+      </w:smartTag>
+      <w:r>
+        <w:t xml:space="preserve"> </w:t>
+      </w:r>
+      <w:smartTag w:uri="urn:schemas-microsoft-com:office:smarttags" w:element="PlaceType">
+        <w:r>
+          <w:t>County</w:t>
+        </w:r>
+      </w:smartTag>
+      <w:r>
+        <w:t xml:space="preserve">'s Enterprise Zones </w:t>
+      </w:r>
+      <w:proofErr w:type="gramStart"/>
+      <w:r>
+        <w:t>are located in</w:t>
+      </w:r>
+      <w:proofErr w:type="gramEnd"/>
+      <w:r>
+        <w:t xml:space="preserve"> </w:t>
+      </w:r>
+      <w:smartTag w:uri="urn:schemas-microsoft-com:office:smarttags" w:element="City">
+        <w:smartTag w:uri="urn:schemas-microsoft-com:office:smarttags" w:element="place">
+          <w:r>
+            <w:t>Cumberland</w:t>
+          </w:r>
+        </w:smartTag>
+      </w:smartTag>
+      <w:r>
+        <w:t xml:space="preserve">, Frostburg and Rt. 220 South, giving businesses several tax saving options. </w:t>
       </w:r>
     </w:p>
+    <w:p/>
+    <w:p>
+      <w:r>
+        <w:t xml:space="preserve"> </w:t>
+      </w:r>
+    </w:p>
+    <w:p/>
+    <w:p/>
+    <w:p/>
     <w:p/>
     <w:p>
       <w:pPr>
@@ -1005,14 +1073,12 @@
         </w:rPr>
       </w:pPr>
       <w:r>
-        <w:t xml:space="preserve"> </w:t>
-      </w:r>
-      <w:r>
         <w:rPr>
           <w:b/>
           <w:bCs/>
           <w:u w:val="single"/>
         </w:rPr>
+        <w:lastRenderedPageBreak/>
         <w:t>Education</w:t>
       </w:r>
     </w:p>
@@ -1021,7 +1087,7 @@
         <w:spacing w:before="120"/>
       </w:pPr>
       <w:r>
-        <w:t xml:space="preserve">ACPS, located in rural Western Maryland, has seen changes in demographics over recent years. The student enrollment continues to decline, decreasing from 9,022 students in 2011 to 8,181 for the 2022/2023 school year. </w:t>
+        <w:t xml:space="preserve">ACPS, located in rural Western Maryland, has seen changes in demographics over recent years. The student enrollment continues to decline, decreasing from 9,022 students in 2011 to 8,113 for the 2025/2026 school year. </w:t>
       </w:r>
     </w:p>
     <w:p>
@@ -1037,7 +1103,7 @@
           <w:b/>
           <w:bCs/>
         </w:rPr>
-        <w:t>June 2023 Allegany County Public School Statistics:</w:t>
+        <w:t>June 2025 Allegany County Public School Statistics:</w:t>
       </w:r>
     </w:p>
     <w:p>
@@ -1058,19 +1124,7 @@
         <w:rPr>
           <w:color w:val="000000" w:themeColor="text1"/>
         </w:rPr>
-        <w:t xml:space="preserve">Total Schools - </w:t>
-      </w:r>
-      <w:r>
-        <w:rPr>
-          <w:color w:val="000000" w:themeColor="text1"/>
-        </w:rPr>
-        <w:t>23</w:t>
-      </w:r>
-      <w:r>
-        <w:rPr>
-          <w:color w:val="000000" w:themeColor="text1"/>
-        </w:rPr>
-        <w:t xml:space="preserve"> </w:t>
+        <w:t xml:space="preserve">Total Schools - 2 </w:t>
       </w:r>
     </w:p>
     <w:p>
@@ -1091,13 +1145,7 @@
         <w:rPr>
           <w:color w:val="000000" w:themeColor="text1"/>
         </w:rPr>
-        <w:t>14</w:t>
-      </w:r>
-      <w:r>
-        <w:rPr>
-          <w:color w:val="000000" w:themeColor="text1"/>
-        </w:rPr>
-        <w:t xml:space="preserve"> Elementary</w:t>
+        <w:t>14 Elementary</w:t>
       </w:r>
     </w:p>
     <w:p>
@@ -1118,13 +1166,7 @@
         <w:rPr>
           <w:color w:val="000000" w:themeColor="text1"/>
         </w:rPr>
-        <w:t>4</w:t>
-      </w:r>
-      <w:r>
-        <w:rPr>
-          <w:color w:val="000000" w:themeColor="text1"/>
-        </w:rPr>
-        <w:t xml:space="preserve"> Middle</w:t>
+        <w:t>4 Middle</w:t>
       </w:r>
     </w:p>
     <w:p>
@@ -1145,13 +1187,7 @@
         <w:rPr>
           <w:color w:val="000000" w:themeColor="text1"/>
         </w:rPr>
-        <w:t>3</w:t>
-      </w:r>
-      <w:r>
-        <w:rPr>
-          <w:color w:val="000000" w:themeColor="text1"/>
-        </w:rPr>
-        <w:t xml:space="preserve"> High</w:t>
+        <w:t>3 High</w:t>
       </w:r>
     </w:p>
     <w:p>
@@ -1214,25 +1250,7 @@
         <w:rPr>
           <w:color w:val="000000" w:themeColor="text1"/>
         </w:rPr>
-        <w:t xml:space="preserve">Graduation Rate – </w:t>
-      </w:r>
-      <w:r>
-        <w:rPr>
-          <w:color w:val="000000" w:themeColor="text1"/>
-        </w:rPr>
-        <w:t>90.77</w:t>
-      </w:r>
-      <w:r>
-        <w:rPr>
-          <w:color w:val="000000" w:themeColor="text1"/>
-        </w:rPr>
-        <w:t>%</w:t>
-      </w:r>
-      <w:r>
-        <w:rPr>
-          <w:color w:val="000000" w:themeColor="text1"/>
-        </w:rPr>
-        <w:t xml:space="preserve"> (2022-2023 data)</w:t>
+        <w:t>Graduation Rate – 93.1% (2025 data)</w:t>
       </w:r>
     </w:p>
     <w:p>
@@ -1252,25 +1270,7 @@
         <w:rPr>
           <w:color w:val="000000" w:themeColor="text1"/>
         </w:rPr>
-        <w:t xml:space="preserve">Dropout Rate – </w:t>
-      </w:r>
-      <w:r>
-        <w:rPr>
-          <w:color w:val="000000" w:themeColor="text1"/>
-        </w:rPr>
-        <w:t>5.11</w:t>
-      </w:r>
-      <w:r>
-        <w:rPr>
-          <w:color w:val="000000" w:themeColor="text1"/>
-        </w:rPr>
-        <w:t>%</w:t>
-      </w:r>
-      <w:r>
-        <w:rPr>
-          <w:color w:val="000000" w:themeColor="text1"/>
-        </w:rPr>
-        <w:t xml:space="preserve"> (2022-2023 data)</w:t>
+        <w:t>Dropout Rate – 4.6% (2025 data)</w:t>
       </w:r>
     </w:p>
     <w:p>
@@ -1295,35 +1295,25 @@
         </w:rPr>
         <w:t>Source:</w:t>
       </w:r>
-      <w:hyperlink r:id="rId16" w:history="1">
+      <w:hyperlink r:id="rId18" w:history="1">
         <w:r>
           <w:rPr>
-            <w:rStyle w:val="Hyperlink"/>
             <w:b/>
             <w:i/>
             <w:color w:val="000000" w:themeColor="text1"/>
             <w:sz w:val="16"/>
+            <w:u w:val="single"/>
           </w:rPr>
-          <w:t xml:space="preserve"> A</w:t>
-        </w:r>
-        <w:r>
-          <w:rPr>
-            <w:rStyle w:val="Hyperlink"/>
-            <w:b/>
-            <w:i/>
-            <w:color w:val="000000" w:themeColor="text1"/>
-            <w:sz w:val="16"/>
-          </w:rPr>
-          <w:t>llegany</w:t>
+          <w:t xml:space="preserve"> Allegany</w:t>
         </w:r>
       </w:hyperlink>
       <w:r>
         <w:rPr>
-          <w:rStyle w:val="Hyperlink"/>
           <w:b/>
           <w:i/>
           <w:color w:val="000000" w:themeColor="text1"/>
           <w:sz w:val="16"/>
+          <w:u w:val="single"/>
         </w:rPr>
         <w:t xml:space="preserve"> County Public Schools </w:t>
       </w:r>
@@ -1345,17 +1335,35 @@
       </w:r>
     </w:p>
     <w:p>
+      <w:pPr>
+        <w:spacing w:before="120"/>
+      </w:pPr>
       <w:r>
         <w:t>Frostburg State University</w:t>
       </w:r>
     </w:p>
     <w:p>
+      <w:pPr>
+        <w:spacing w:before="120"/>
+      </w:pPr>
       <w:r>
         <w:t>Allegany College of Maryland</w:t>
       </w:r>
+    </w:p>
+    <w:p>
+      <w:pPr>
+        <w:rPr>
+          <w:color w:val="000000" w:themeColor="text1"/>
+        </w:rPr>
+      </w:pPr>
+    </w:p>
+    <w:p>
+      <w:pPr>
+        <w:spacing w:before="120"/>
+      </w:pPr>
     </w:p>
     <w:sectPr>
-      <w:footerReference w:type="default" r:id="rId17"/>
+      <w:footerReference w:type="default" r:id="rId19"/>
       <w:pgSz w:w="12240" w:h="15840" w:code="1"/>
       <w:pgMar w:top="907" w:right="1440" w:bottom="1152" w:left="1440" w:header="0" w:footer="0" w:gutter="0"/>
       <w:pgBorders w:offsetFrom="page">
@@ -7338,336 +7346,6 @@
 </w:styles>
 </file>
 
-<file path=word/charts/chart1.xml><?xml version="1.0" encoding="utf-8"?>
-<c:chartSpace xmlns:c="http://schemas.openxmlformats.org/drawingml/2006/chart" xmlns:a="http://schemas.openxmlformats.org/drawingml/2006/main" xmlns:r="http://schemas.openxmlformats.org/officeDocument/2006/relationships" xmlns:c16r2="http://schemas.microsoft.com/office/drawing/2015/06/chart">
-  <c:date1904 val="0"/>
-  <c:lang val="en-US"/>
-  <c:roundedCorners val="0"/>
-  <mc:AlternateContent xmlns:mc="http://schemas.openxmlformats.org/markup-compatibility/2006">
-    <mc:Choice xmlns:c14="http://schemas.microsoft.com/office/drawing/2007/8/2/chart" Requires="c14">
-      <c14:style val="102"/>
-    </mc:Choice>
-    <mc:Fallback>
-      <c:style val="2"/>
-    </mc:Fallback>
-  </mc:AlternateContent>
-  <c:chart>
-    <c:title>
-      <c:tx>
-        <c:rich>
-          <a:bodyPr rot="0" spcFirstLastPara="1" vertOverflow="ellipsis" vert="horz" wrap="square" anchor="ctr" anchorCtr="1"/>
-          <a:lstStyle/>
-          <a:p>
-            <a:pPr>
-              <a:defRPr sz="1200" b="0" i="0" u="none" strike="noStrike" kern="1200" spc="0" baseline="0">
-                <a:solidFill>
-                  <a:schemeClr val="tx1">
-                    <a:lumMod val="65000"/>
-                    <a:lumOff val="35000"/>
-                  </a:schemeClr>
-                </a:solidFill>
-                <a:latin typeface="+mn-lt"/>
-                <a:ea typeface="+mn-ea"/>
-                <a:cs typeface="+mn-cs"/>
-              </a:defRPr>
-            </a:pPr>
-            <a:r>
-              <a:rPr lang="en-US" sz="1200"/>
-              <a:t>Allegany County -- Total</a:t>
-            </a:r>
-            <a:r>
-              <a:rPr lang="en-US" sz="1200" baseline="0"/>
-              <a:t> Employment</a:t>
-            </a:r>
-            <a:endParaRPr lang="en-US" sz="1200"/>
-          </a:p>
-        </c:rich>
-      </c:tx>
-      <c:overlay val="0"/>
-      <c:spPr>
-        <a:noFill/>
-        <a:ln>
-          <a:noFill/>
-        </a:ln>
-        <a:effectLst/>
-      </c:spPr>
-    </c:title>
-    <c:autoTitleDeleted val="0"/>
-    <c:plotArea>
-      <c:layout>
-        <c:manualLayout>
-          <c:layoutTarget val="inner"/>
-          <c:xMode val="edge"/>
-          <c:yMode val="edge"/>
-          <c:x val="0.10865070437623871"/>
-          <c:y val="0.14019933554817282"/>
-          <c:w val="0.85597514596389745"/>
-          <c:h val="0.74375075208622188"/>
-        </c:manualLayout>
-      </c:layout>
-      <c:barChart>
-        <c:barDir val="col"/>
-        <c:grouping val="clustered"/>
-        <c:varyColors val="0"/>
-        <c:ser>
-          <c:idx val="0"/>
-          <c:order val="0"/>
-          <c:spPr>
-            <a:solidFill>
-              <a:schemeClr val="accent1"/>
-            </a:solidFill>
-            <a:ln>
-              <a:noFill/>
-            </a:ln>
-            <a:effectLst/>
-          </c:spPr>
-          <c:invertIfNegative val="0"/>
-          <c:cat>
-            <c:numRef>
-              <c:f>Sheet2!$O$6:$X$6</c:f>
-              <c:numCache>
-                <c:formatCode>General</c:formatCode>
-                <c:ptCount val="10"/>
-                <c:pt idx="0">
-                  <c:v>2013</c:v>
-                </c:pt>
-                <c:pt idx="1">
-                  <c:v>2014</c:v>
-                </c:pt>
-                <c:pt idx="2">
-                  <c:v>2015</c:v>
-                </c:pt>
-                <c:pt idx="3">
-                  <c:v>2016</c:v>
-                </c:pt>
-                <c:pt idx="4">
-                  <c:v>2017</c:v>
-                </c:pt>
-                <c:pt idx="5">
-                  <c:v>2018</c:v>
-                </c:pt>
-                <c:pt idx="6">
-                  <c:v>2019</c:v>
-                </c:pt>
-                <c:pt idx="7">
-                  <c:v>2020</c:v>
-                </c:pt>
-                <c:pt idx="8">
-                  <c:v>2021</c:v>
-                </c:pt>
-                <c:pt idx="9">
-                  <c:v>2022</c:v>
-                </c:pt>
-              </c:numCache>
-            </c:numRef>
-          </c:cat>
-          <c:val>
-            <c:numRef>
-              <c:f>Sheet2!$O$7:$X$7</c:f>
-              <c:numCache>
-                <c:formatCode>#,##0_);\(#,##0\)</c:formatCode>
-                <c:ptCount val="10"/>
-                <c:pt idx="0">
-                  <c:v>29229</c:v>
-                </c:pt>
-                <c:pt idx="1">
-                  <c:v>29180</c:v>
-                </c:pt>
-                <c:pt idx="2">
-                  <c:v>29033</c:v>
-                </c:pt>
-                <c:pt idx="3">
-                  <c:v>29286</c:v>
-                </c:pt>
-                <c:pt idx="4">
-                  <c:v>29014</c:v>
-                </c:pt>
-                <c:pt idx="5">
-                  <c:v>29020</c:v>
-                </c:pt>
-                <c:pt idx="6">
-                  <c:v>29031</c:v>
-                </c:pt>
-                <c:pt idx="7">
-                  <c:v>26067</c:v>
-                </c:pt>
-                <c:pt idx="8">
-                  <c:v>26413</c:v>
-                </c:pt>
-                <c:pt idx="9">
-                  <c:v>26832</c:v>
-                </c:pt>
-              </c:numCache>
-            </c:numRef>
-          </c:val>
-          <c:extLst>
-            <c:ext xmlns:c16="http://schemas.microsoft.com/office/drawing/2014/chart" uri="{C3380CC4-5D6E-409C-BE32-E72D297353CC}">
-              <c16:uniqueId val="{00000000-AD7F-4987-8EBF-15776FA184BC}"/>
-            </c:ext>
-          </c:extLst>
-        </c:ser>
-        <c:dLbls>
-          <c:showLegendKey val="0"/>
-          <c:showVal val="0"/>
-          <c:showCatName val="0"/>
-          <c:showSerName val="0"/>
-          <c:showPercent val="0"/>
-          <c:showBubbleSize val="0"/>
-        </c:dLbls>
-        <c:gapWidth val="219"/>
-        <c:overlap val="-27"/>
-        <c:axId val="99310592"/>
-        <c:axId val="99685888"/>
-      </c:barChart>
-      <c:catAx>
-        <c:axId val="99310592"/>
-        <c:scaling>
-          <c:orientation val="minMax"/>
-        </c:scaling>
-        <c:delete val="0"/>
-        <c:axPos val="b"/>
-        <c:numFmt formatCode="General" sourceLinked="1"/>
-        <c:majorTickMark val="none"/>
-        <c:minorTickMark val="none"/>
-        <c:tickLblPos val="nextTo"/>
-        <c:spPr>
-          <a:noFill/>
-          <a:ln w="9525" cap="flat" cmpd="sng" algn="ctr">
-            <a:solidFill>
-              <a:schemeClr val="tx1">
-                <a:lumMod val="15000"/>
-                <a:lumOff val="85000"/>
-              </a:schemeClr>
-            </a:solidFill>
-            <a:round/>
-          </a:ln>
-          <a:effectLst/>
-        </c:spPr>
-        <c:txPr>
-          <a:bodyPr rot="-60000000" spcFirstLastPara="1" vertOverflow="ellipsis" vert="horz" wrap="square" anchor="ctr" anchorCtr="1"/>
-          <a:lstStyle/>
-          <a:p>
-            <a:pPr>
-              <a:defRPr sz="900" b="0" i="0" u="none" strike="noStrike" kern="1200" baseline="0">
-                <a:solidFill>
-                  <a:schemeClr val="tx1">
-                    <a:lumMod val="65000"/>
-                    <a:lumOff val="35000"/>
-                  </a:schemeClr>
-                </a:solidFill>
-                <a:latin typeface="+mn-lt"/>
-                <a:ea typeface="+mn-ea"/>
-                <a:cs typeface="+mn-cs"/>
-              </a:defRPr>
-            </a:pPr>
-            <a:endParaRPr lang="en-US"/>
-          </a:p>
-        </c:txPr>
-        <c:crossAx val="99685888"/>
-        <c:crosses val="autoZero"/>
-        <c:auto val="1"/>
-        <c:lblAlgn val="ctr"/>
-        <c:lblOffset val="100"/>
-        <c:noMultiLvlLbl val="0"/>
-      </c:catAx>
-      <c:valAx>
-        <c:axId val="99685888"/>
-        <c:scaling>
-          <c:orientation val="minMax"/>
-        </c:scaling>
-        <c:delete val="0"/>
-        <c:axPos val="l"/>
-        <c:majorGridlines>
-          <c:spPr>
-            <a:ln w="9525" cap="flat" cmpd="sng" algn="ctr">
-              <a:solidFill>
-                <a:schemeClr val="tx1">
-                  <a:lumMod val="15000"/>
-                  <a:lumOff val="85000"/>
-                </a:schemeClr>
-              </a:solidFill>
-              <a:round/>
-            </a:ln>
-            <a:effectLst/>
-          </c:spPr>
-        </c:majorGridlines>
-        <c:numFmt formatCode="#,##0_);\(#,##0\)" sourceLinked="1"/>
-        <c:majorTickMark val="none"/>
-        <c:minorTickMark val="none"/>
-        <c:tickLblPos val="nextTo"/>
-        <c:spPr>
-          <a:noFill/>
-          <a:ln>
-            <a:noFill/>
-          </a:ln>
-          <a:effectLst/>
-        </c:spPr>
-        <c:txPr>
-          <a:bodyPr rot="-60000000" spcFirstLastPara="1" vertOverflow="ellipsis" vert="horz" wrap="square" anchor="ctr" anchorCtr="1"/>
-          <a:lstStyle/>
-          <a:p>
-            <a:pPr>
-              <a:defRPr sz="900" b="0" i="0" u="none" strike="noStrike" kern="1200" baseline="0">
-                <a:solidFill>
-                  <a:schemeClr val="tx1">
-                    <a:lumMod val="65000"/>
-                    <a:lumOff val="35000"/>
-                  </a:schemeClr>
-                </a:solidFill>
-                <a:latin typeface="+mn-lt"/>
-                <a:ea typeface="+mn-ea"/>
-                <a:cs typeface="+mn-cs"/>
-              </a:defRPr>
-            </a:pPr>
-            <a:endParaRPr lang="en-US"/>
-          </a:p>
-        </c:txPr>
-        <c:crossAx val="99310592"/>
-        <c:crosses val="autoZero"/>
-        <c:crossBetween val="between"/>
-      </c:valAx>
-      <c:spPr>
-        <a:noFill/>
-        <a:ln w="25400">
-          <a:noFill/>
-        </a:ln>
-      </c:spPr>
-    </c:plotArea>
-    <c:plotVisOnly val="1"/>
-    <c:dispBlanksAs val="gap"/>
-    <c:showDLblsOverMax val="0"/>
-  </c:chart>
-  <c:spPr>
-    <a:solidFill>
-      <a:schemeClr val="bg1"/>
-    </a:solidFill>
-    <a:ln w="9525" cap="flat" cmpd="sng" algn="ctr">
-      <a:solidFill>
-        <a:schemeClr val="tx1">
-          <a:lumMod val="15000"/>
-          <a:lumOff val="85000"/>
-        </a:schemeClr>
-      </a:solidFill>
-      <a:round/>
-    </a:ln>
-    <a:effectLst/>
-  </c:spPr>
-  <c:txPr>
-    <a:bodyPr/>
-    <a:lstStyle/>
-    <a:p>
-      <a:pPr>
-        <a:defRPr/>
-      </a:pPr>
-      <a:endParaRPr lang="en-US"/>
-    </a:p>
-  </c:txPr>
-  <c:externalData r:id="rId1">
-    <c:autoUpdate val="0"/>
-  </c:externalData>
-</c:chartSpace>
-</file>
-
 <file path=word/theme/theme1.xml><?xml version="1.0" encoding="utf-8"?>
 <a:theme xmlns:a="http://schemas.openxmlformats.org/drawingml/2006/main" name="Office Theme">
   <a:themeElements>
